--- a/00-Inbox/오늘의 뉴스 요약.docx
+++ b/00-Inbox/오늘의 뉴스 요약.docx
@@ -53,8 +53,18 @@
         <w:t xml:space="preserve">코스피 4.61% 급등, 7,000선 코앞. </w:t>
       </w:r>
       <w:r>
-        <w:t xml:space="preserve">미국 반도체·AI 관련 주식이 강세를 보이면서 우리 증시도 덩달아 크게 올랐습니다(전일 대비 308.18포인트 상승, 6,995.39로 마감). 코스피는 우리나라 대표 주식시장 지수예요.</w:t>
-      </w:r>
+        <w:t xml:space="preserve">미국 반도체·AI 관련 주식이 강세를 보이면서 우리 증시도 덩달아 크게 올랐습니다(전일 대비 308.18포인트 상승, 6,995.39로 마감). 코스피는 우리나라 대표 주식시장 지수예요.  </w:t>
+      </w:r>
+      <w:hyperlink w:history="1" r:id="rIdmu7iq4pxvtf10onu4sgty">
+        <w:r>
+          <w:rPr>
+            <w:rStyle w:val="Hyperlink"/>
+            <w:sz w:val="18"/>
+            <w:szCs w:val="18"/>
+          </w:rPr>
+          <w:t xml:space="preserve">[자세히 보기: 비즈니스코리아]</w:t>
+        </w:r>
+      </w:hyperlink>
     </w:p>
     <w:p>
       <w:pPr>
@@ -73,8 +83,18 @@
         <w:t xml:space="preserve">원/달러 환율 1,340원대로 하락. </w:t>
       </w:r>
       <w:r>
-        <w:t xml:space="preserve">환율이 내려가면 수입 물건 가격 부담이 줄어드는 효과가 있습니다.</w:t>
-      </w:r>
+        <w:t xml:space="preserve">환율이 내려가면 수입 물건 가격 부담이 줄어드는 효과가 있습니다.  </w:t>
+      </w:r>
+      <w:hyperlink w:history="1" r:id="rIda2k0y3aq4azaxo2cup8fw">
+        <w:r>
+          <w:rPr>
+            <w:rStyle w:val="Hyperlink"/>
+            <w:sz w:val="18"/>
+            <w:szCs w:val="18"/>
+          </w:rPr>
+          <w:t xml:space="preserve">[자세히 보기: 비즈니스코리아]</w:t>
+        </w:r>
+      </w:hyperlink>
     </w:p>
     <w:p>
       <w:pPr>
@@ -93,8 +113,18 @@
         <w:t xml:space="preserve">미국 국채금리는 여전히 높은 수준(4.72%). </w:t>
       </w:r>
       <w:r>
-        <w:t xml:space="preserve">미국 연방준비제도(연준)가 금리를 어떻게 움직이느냐가 이번 달 우리 증시 방향에도 큰 영향을 줄 전망입니다.</w:t>
-      </w:r>
+        <w:t xml:space="preserve">미국 연방준비제도(연준)가 금리를 어떻게 움직이느냐가 이번 달 우리 증시 방향에도 큰 영향을 줄 전망입니다.  </w:t>
+      </w:r>
+      <w:hyperlink w:history="1" r:id="rIdpcz9pqqnvohilhlkh_p9u">
+        <w:r>
+          <w:rPr>
+            <w:rStyle w:val="Hyperlink"/>
+            <w:sz w:val="18"/>
+            <w:szCs w:val="18"/>
+          </w:rPr>
+          <w:t xml:space="preserve">[자세히 보기: 비즈니스코리아]</w:t>
+        </w:r>
+      </w:hyperlink>
     </w:p>
     <w:p>
       <w:pPr>
@@ -113,8 +143,18 @@
         <w:t xml:space="preserve">한국은행, 2분기 산업별 대출 통계 발표. </w:t>
       </w:r>
       <w:r>
-        <w:t xml:space="preserve">은행 등 금융회사가 어떤 산업에 돈을 얼마나 빌려줬는지 보여주는 통계가 오늘 나옵니다.</w:t>
-      </w:r>
+        <w:t xml:space="preserve">은행 등 금융회사가 어떤 산업에 돈을 얼마나 빌려줬는지 보여주는 통계가 오늘 나옵니다.  </w:t>
+      </w:r>
+      <w:hyperlink w:history="1" r:id="rIdkhlcncolbs4eu9drrvaor">
+        <w:r>
+          <w:rPr>
+            <w:rStyle w:val="Hyperlink"/>
+            <w:sz w:val="18"/>
+            <w:szCs w:val="18"/>
+          </w:rPr>
+          <w:t xml:space="preserve">[자세히 보기: 뉴스핌]</w:t>
+        </w:r>
+      </w:hyperlink>
     </w:p>
     <w:p>
       <w:pPr>
@@ -133,8 +173,18 @@
         <w:t xml:space="preserve">금융감독원장 해외 출장 일정. </w:t>
       </w:r>
       <w:r>
-        <w:t xml:space="preserve">이찬진 금융감독원장이 해외 출장에 나섰습니다.</w:t>
-      </w:r>
+        <w:t xml:space="preserve">이찬진 금융감독원장이 해외 출장에 나섰습니다.  </w:t>
+      </w:r>
+      <w:hyperlink w:history="1" r:id="rId71v49_ycpgwiimygj-1og">
+        <w:r>
+          <w:rPr>
+            <w:rStyle w:val="Hyperlink"/>
+            <w:sz w:val="18"/>
+            <w:szCs w:val="18"/>
+          </w:rPr>
+          <w:t xml:space="preserve">[자세히 보기: 뉴스핌]</w:t>
+        </w:r>
+      </w:hyperlink>
     </w:p>
     <w:p>
       <w:pPr>
@@ -153,8 +203,18 @@
         <w:t xml:space="preserve">CJ대한통운, 준법경영 국제인증 6년 연속 획득. </w:t>
       </w:r>
       <w:r>
-        <w:t xml:space="preserve">'ISO 37301'은 기업이 법과 규정을 잘 지키는지 평가하는 국제 표준입니다.</w:t>
-      </w:r>
+        <w:t xml:space="preserve">'ISO 37301'은 기업이 법과 규정을 잘 지키는지 평가하는 국제 표준입니다.  </w:t>
+      </w:r>
+      <w:hyperlink w:history="1" r:id="rIdg9oyxfktqtk5oscju843a">
+        <w:r>
+          <w:rPr>
+            <w:rStyle w:val="Hyperlink"/>
+            <w:sz w:val="18"/>
+            <w:szCs w:val="18"/>
+          </w:rPr>
+          <w:t xml:space="preserve">[자세히 보기: 소비자경제]</w:t>
+        </w:r>
+      </w:hyperlink>
     </w:p>
     <w:p>
       <w:pPr>
@@ -173,8 +233,18 @@
         <w:t xml:space="preserve">NS홈쇼핑, 소상공인 대상 생성형 AI 실무교육 진행. </w:t>
       </w:r>
       <w:r>
-        <w:t xml:space="preserve">협력 소상공인 약 40곳에 AI로 상품 홍보·콘텐츠 만드는 법을 가르쳤습니다.</w:t>
-      </w:r>
+        <w:t xml:space="preserve">협력 소상공인 약 40곳에 AI로 상품 홍보·콘텐츠 만드는 법을 가르쳤습니다.  </w:t>
+      </w:r>
+      <w:hyperlink w:history="1" r:id="rIdbtbqoh6yb8leox1ptwbwo">
+        <w:r>
+          <w:rPr>
+            <w:rStyle w:val="Hyperlink"/>
+            <w:sz w:val="18"/>
+            <w:szCs w:val="18"/>
+          </w:rPr>
+          <w:t xml:space="preserve">[자세히 보기: 소비자경제]</w:t>
+        </w:r>
+      </w:hyperlink>
     </w:p>
     <w:p>
       <w:pPr>
@@ -205,8 +275,18 @@
         <w:t xml:space="preserve">윤석열 전 대통령 항소심 14차 재판 진행. </w:t>
       </w:r>
       <w:r>
-        <w:t xml:space="preserve">'내란 우두머리' 등 혐의로 기소된 윤 전 대통령 등 8명에 대한 항소심(1심 판결에 불복해 다시 여는 재판)이 서울고등법원에서 열렸습니다.</w:t>
-      </w:r>
+        <w:t xml:space="preserve">'내란 우두머리' 등 혐의로 기소된 윤 전 대통령 등 8명에 대한 항소심(1심 판결에 불복해 다시 여는 재판)이 서울고등법원에서 열렸습니다.  </w:t>
+      </w:r>
+      <w:hyperlink w:history="1" r:id="rIdyxbmuflzqekjvln9wnzgm">
+        <w:r>
+          <w:rPr>
+            <w:rStyle w:val="Hyperlink"/>
+            <w:sz w:val="18"/>
+            <w:szCs w:val="18"/>
+          </w:rPr>
+          <w:t xml:space="preserve">[자세히 보기: 법률신문]</w:t>
+        </w:r>
+      </w:hyperlink>
     </w:p>
     <w:p>
       <w:pPr>
@@ -225,8 +305,18 @@
         <w:t xml:space="preserve">한동훈 '녹취록 논란' 확산. </w:t>
       </w:r>
       <w:r>
-        <w:t xml:space="preserve">한동훈 전 국민의힘 대표가 다른 사람들의 사적 통화 녹취를 어떻게 입수했는지를 두고 여야가 공방을 벌이고 있습니다. 민주당은 불법 유출 의혹이라며 강하게 비판했습니다.</w:t>
-      </w:r>
+        <w:t xml:space="preserve">한동훈 전 국민의힘 대표가 다른 사람들의 사적 통화 녹취를 어떻게 입수했는지를 두고 여야가 공방을 벌이고 있습니다. 민주당은 불법 유출 의혹이라며 강하게 비판했습니다.  </w:t>
+      </w:r>
+      <w:hyperlink w:history="1" r:id="rId3ebswffe5ppqb-3bbok9m">
+        <w:r>
+          <w:rPr>
+            <w:rStyle w:val="Hyperlink"/>
+            <w:sz w:val="18"/>
+            <w:szCs w:val="18"/>
+          </w:rPr>
+          <w:t xml:space="preserve">[자세히 보기: 뉴스핌]</w:t>
+        </w:r>
+      </w:hyperlink>
     </w:p>
     <w:p>
       <w:pPr>
@@ -245,8 +335,18 @@
         <w:t xml:space="preserve">민주당, 한동훈에 '불법 유출' 공세. </w:t>
       </w:r>
       <w:r>
-        <w:t xml:space="preserve">민주당은 한동훈 전 장관 시절 증거 관련 논란까지 함께 거론하며 압박 수위를 높였습니다.</w:t>
-      </w:r>
+        <w:t xml:space="preserve">민주당은 한동훈 전 장관 시절 증거 관련 논란까지 함께 거론하며 압박 수위를 높였습니다.  </w:t>
+      </w:r>
+      <w:hyperlink w:history="1" r:id="rId-1dfaabfaf1ajsroa2cgj">
+        <w:r>
+          <w:rPr>
+            <w:rStyle w:val="Hyperlink"/>
+            <w:sz w:val="18"/>
+            <w:szCs w:val="18"/>
+          </w:rPr>
+          <w:t xml:space="preserve">[자세히 보기: 뉴스핌]</w:t>
+        </w:r>
+      </w:hyperlink>
     </w:p>
     <w:p>
       <w:pPr>
@@ -265,8 +365,18 @@
         <w:t xml:space="preserve">국회 본회의 개최. </w:t>
       </w:r>
       <w:r>
-        <w:t xml:space="preserve">여당 대표 연설 등 정기 국회 일정이 진행됐습니다.</w:t>
-      </w:r>
+        <w:t xml:space="preserve">여당 대표 연설 등 정기 국회 일정이 진행됐습니다.  </w:t>
+      </w:r>
+      <w:hyperlink w:history="1" r:id="rIdk-q0nu3knkitqg-o8ppyi">
+        <w:r>
+          <w:rPr>
+            <w:rStyle w:val="Hyperlink"/>
+            <w:sz w:val="18"/>
+            <w:szCs w:val="18"/>
+          </w:rPr>
+          <w:t xml:space="preserve">[자세히 보기: 뉴스핌]</w:t>
+        </w:r>
+      </w:hyperlink>
     </w:p>
     <w:p>
       <w:pPr>
@@ -285,8 +395,18 @@
         <w:t xml:space="preserve">베트남 국회의장 접견. </w:t>
       </w:r>
       <w:r>
-        <w:t xml:space="preserve">국회 차원의 외교 일정도 함께 있었습니다.</w:t>
-      </w:r>
+        <w:t xml:space="preserve">국회 차원의 외교 일정도 함께 있었습니다.  </w:t>
+      </w:r>
+      <w:hyperlink w:history="1" r:id="rIdkpsbovz-su98bye6jxy5a">
+        <w:r>
+          <w:rPr>
+            <w:rStyle w:val="Hyperlink"/>
+            <w:sz w:val="18"/>
+            <w:szCs w:val="18"/>
+          </w:rPr>
+          <w:t xml:space="preserve">[자세히 보기: 뉴스핌]</w:t>
+        </w:r>
+      </w:hyperlink>
     </w:p>
     <w:p>
       <w:pPr>
@@ -305,8 +425,135 @@
         <w:t xml:space="preserve">법무부 장관 후보자, 청탁 의혹 해명 예정. </w:t>
       </w:r>
       <w:r>
-        <w:t xml:space="preserve">김승원 법무부 장관 후보자가 식품의약품안전처 관련 청탁 의혹에 대해 입장을 밝힐 것으로 보입니다.</w:t>
-      </w:r>
+        <w:t xml:space="preserve">김승원 법무부 장관 후보자가 식품의약품안전처 관련 청탁 의혹에 대해 입장을 밝힐 것으로 보입니다.  </w:t>
+      </w:r>
+      <w:hyperlink w:history="1" r:id="rIdvgx0zj8k2y3j0xdeuqy0n">
+        <w:r>
+          <w:rPr>
+            <w:rStyle w:val="Hyperlink"/>
+            <w:sz w:val="18"/>
+            <w:szCs w:val="18"/>
+          </w:rPr>
+          <w:t xml:space="preserve">[자세히 보기: 슬로우뉴스]</w:t>
+        </w:r>
+      </w:hyperlink>
+    </w:p>
+    <w:p>
+      <w:pPr>
+        <w:pStyle w:val="Heading1"/>
+        <w:pBdr>
+          <w:bottom w:val="single" w:color="999999" w:sz="6" w:space="4"/>
+        </w:pBdr>
+        <w:spacing w:after="200" w:before="400"/>
+      </w:pPr>
+      <w:r>
+        <w:t xml:space="preserve">출처 원문</w:t>
+      </w:r>
+    </w:p>
+    <w:p>
+      <w:pPr>
+        <w:spacing w:after="80"/>
+      </w:pPr>
+      <w:hyperlink w:history="1" r:id="rId1lp-on7qltwmismt6eay8">
+        <w:r>
+          <w:rPr>
+            <w:rStyle w:val="Hyperlink"/>
+            <w:sz w:val="18"/>
+            <w:szCs w:val="18"/>
+          </w:rPr>
+          <w:t xml:space="preserve">코스피 마감 시황 - 비즈니스코리아 — https://www.businesskorea.co.kr/news/articleView.html?idxno=276351</w:t>
+        </w:r>
+      </w:hyperlink>
+    </w:p>
+    <w:p>
+      <w:pPr>
+        <w:spacing w:after="80"/>
+      </w:pPr>
+      <w:hyperlink w:history="1" r:id="rIdbrtkxsib532j-seu7wzo1">
+        <w:r>
+          <w:rPr>
+            <w:rStyle w:val="Hyperlink"/>
+            <w:sz w:val="18"/>
+            <w:szCs w:val="18"/>
+          </w:rPr>
+          <w:t xml:space="preserve">이번주 국내 주요 금융일정 - 뉴스핌 — https://www.newspim.com/news/view/20260904000938</w:t>
+        </w:r>
+      </w:hyperlink>
+    </w:p>
+    <w:p>
+      <w:pPr>
+        <w:spacing w:after="80"/>
+      </w:pPr>
+      <w:hyperlink w:history="1" r:id="rIdyrn2bwhk9z51ev-52s7nn">
+        <w:r>
+          <w:rPr>
+            <w:rStyle w:val="Hyperlink"/>
+            <w:sz w:val="18"/>
+            <w:szCs w:val="18"/>
+          </w:rPr>
+          <w:t xml:space="preserve">9월 7일 주목할 경제 이슈 - 소비자경제 — http://www.dailycnc.com/news/articleView.html?idxno=244683</w:t>
+        </w:r>
+      </w:hyperlink>
+    </w:p>
+    <w:p>
+      <w:pPr>
+        <w:spacing w:after="80"/>
+      </w:pPr>
+      <w:hyperlink w:history="1" r:id="rIdecst03-khvw-he54mdu8o">
+        <w:r>
+          <w:rPr>
+            <w:rStyle w:val="Hyperlink"/>
+            <w:sz w:val="18"/>
+            <w:szCs w:val="18"/>
+          </w:rPr>
+          <w:t xml:space="preserve">오늘의 법조(윤석열 항소심) - 법률신문 — https://www.lawtimes.co.kr/news/articleView.html?idxno=225928</w:t>
+        </w:r>
+      </w:hyperlink>
+    </w:p>
+    <w:p>
+      <w:pPr>
+        <w:spacing w:after="80"/>
+      </w:pPr>
+      <w:hyperlink w:history="1" r:id="rIdlldsz1s6viarddjh3pmsu">
+        <w:r>
+          <w:rPr>
+            <w:rStyle w:val="Hyperlink"/>
+            <w:sz w:val="18"/>
+            <w:szCs w:val="18"/>
+          </w:rPr>
+          <w:t xml:space="preserve">한동훈 녹취록 관련 민주당 반발 - 뉴스핌 — https://www.newspim.com/news/view/20260907000765</w:t>
+        </w:r>
+      </w:hyperlink>
+    </w:p>
+    <w:p>
+      <w:pPr>
+        <w:spacing w:after="80"/>
+      </w:pPr>
+      <w:hyperlink w:history="1" r:id="rId_trr1zugy5lnhgizhit7k">
+        <w:r>
+          <w:rPr>
+            <w:rStyle w:val="Hyperlink"/>
+            <w:sz w:val="18"/>
+            <w:szCs w:val="18"/>
+          </w:rPr>
+          <w:t xml:space="preserve">오늘의 정치일정 - 뉴스핌 — https://www.newspim.com/news/view/20260906000157</w:t>
+        </w:r>
+      </w:hyperlink>
+    </w:p>
+    <w:p>
+      <w:pPr>
+        <w:spacing w:after="80"/>
+      </w:pPr>
+      <w:hyperlink w:history="1" r:id="rIdfhczlt3qc2k3qdxtubs8b">
+        <w:r>
+          <w:rPr>
+            <w:rStyle w:val="Hyperlink"/>
+            <w:sz w:val="18"/>
+            <w:szCs w:val="18"/>
+          </w:rPr>
+          <w:t xml:space="preserve">한동훈 녹취록 입수 경위 분석 - 슬로우뉴스 — https://slownews.kr/166017</w:t>
+        </w:r>
+      </w:hyperlink>
     </w:p>
     <w:p>
       <w:pPr>

--- a/00-Inbox/오늘의 뉴스 요약.docx
+++ b/00-Inbox/오늘의 뉴스 요약.docx
@@ -21,7 +21,7 @@
           <w:sz w:val="22"/>
           <w:szCs w:val="22"/>
         </w:rPr>
-        <w:t xml:space="preserve">2026년 9월 7일 (월)</w:t>
+        <w:t xml:space="preserve">2026년 9월 8일 (화)</w:t>
       </w:r>
     </w:p>
     <w:p>
@@ -50,199 +50,139 @@
           <w:b/>
           <w:bCs/>
         </w:rPr>
-        <w:t xml:space="preserve">코스피 4.61% 급등, 7,000선 코앞. </w:t>
-      </w:r>
-      <w:r>
-        <w:t xml:space="preserve">미국 반도체·AI 관련 주식이 강세를 보이면서 우리 증시도 덩달아 크게 올랐습니다(전일 대비 308.18포인트 상승, 6,995.39로 마감). 코스피는 우리나라 대표 주식시장 지수예요.  </w:t>
-      </w:r>
-      <w:hyperlink w:history="1" r:id="rIdmu7iq4pxvtf10onu4sgty">
-        <w:r>
-          <w:rPr>
-            <w:rStyle w:val="Hyperlink"/>
-            <w:sz w:val="18"/>
-            <w:szCs w:val="18"/>
-          </w:rPr>
-          <w:t xml:space="preserve">[자세히 보기: 비즈니스코리아]</w:t>
-        </w:r>
-      </w:hyperlink>
-    </w:p>
-    <w:p>
-      <w:pPr>
-        <w:pStyle w:val="ListParagraph"/>
-        <w:numPr>
-          <w:ilvl w:val="0"/>
-          <w:numId w:val="2"/>
-        </w:numPr>
-        <w:spacing w:after="160"/>
-      </w:pPr>
-      <w:r>
-        <w:rPr>
-          <w:b/>
-          <w:bCs/>
-        </w:rPr>
-        <w:t xml:space="preserve">원/달러 환율 1,340원대로 하락. </w:t>
-      </w:r>
-      <w:r>
-        <w:t xml:space="preserve">환율이 내려가면 수입 물건 가격 부담이 줄어드는 효과가 있습니다.  </w:t>
-      </w:r>
-      <w:hyperlink w:history="1" r:id="rIda2k0y3aq4azaxo2cup8fw">
-        <w:r>
-          <w:rPr>
-            <w:rStyle w:val="Hyperlink"/>
-            <w:sz w:val="18"/>
-            <w:szCs w:val="18"/>
-          </w:rPr>
-          <w:t xml:space="preserve">[자세히 보기: 비즈니스코리아]</w:t>
-        </w:r>
-      </w:hyperlink>
-    </w:p>
-    <w:p>
-      <w:pPr>
-        <w:pStyle w:val="ListParagraph"/>
-        <w:numPr>
-          <w:ilvl w:val="0"/>
-          <w:numId w:val="2"/>
-        </w:numPr>
-        <w:spacing w:after="160"/>
-      </w:pPr>
-      <w:r>
-        <w:rPr>
-          <w:b/>
-          <w:bCs/>
-        </w:rPr>
-        <w:t xml:space="preserve">미국 국채금리는 여전히 높은 수준(4.72%). </w:t>
-      </w:r>
-      <w:r>
-        <w:t xml:space="preserve">미국 연방준비제도(연준)가 금리를 어떻게 움직이느냐가 이번 달 우리 증시 방향에도 큰 영향을 줄 전망입니다.  </w:t>
-      </w:r>
-      <w:hyperlink w:history="1" r:id="rIdpcz9pqqnvohilhlkh_p9u">
-        <w:r>
-          <w:rPr>
-            <w:rStyle w:val="Hyperlink"/>
-            <w:sz w:val="18"/>
-            <w:szCs w:val="18"/>
-          </w:rPr>
-          <w:t xml:space="preserve">[자세히 보기: 비즈니스코리아]</w:t>
-        </w:r>
-      </w:hyperlink>
-    </w:p>
-    <w:p>
-      <w:pPr>
-        <w:pStyle w:val="ListParagraph"/>
-        <w:numPr>
-          <w:ilvl w:val="0"/>
-          <w:numId w:val="2"/>
-        </w:numPr>
-        <w:spacing w:after="160"/>
-      </w:pPr>
-      <w:r>
-        <w:rPr>
-          <w:b/>
-          <w:bCs/>
-        </w:rPr>
-        <w:t xml:space="preserve">한국은행, 2분기 산업별 대출 통계 발표. </w:t>
-      </w:r>
-      <w:r>
-        <w:t xml:space="preserve">은행 등 금융회사가 어떤 산업에 돈을 얼마나 빌려줬는지 보여주는 통계가 오늘 나옵니다.  </w:t>
-      </w:r>
-      <w:hyperlink w:history="1" r:id="rIdkhlcncolbs4eu9drrvaor">
-        <w:r>
-          <w:rPr>
-            <w:rStyle w:val="Hyperlink"/>
-            <w:sz w:val="18"/>
-            <w:szCs w:val="18"/>
-          </w:rPr>
-          <w:t xml:space="preserve">[자세히 보기: 뉴스핌]</w:t>
-        </w:r>
-      </w:hyperlink>
-    </w:p>
-    <w:p>
-      <w:pPr>
-        <w:pStyle w:val="ListParagraph"/>
-        <w:numPr>
-          <w:ilvl w:val="0"/>
-          <w:numId w:val="2"/>
-        </w:numPr>
-        <w:spacing w:after="160"/>
-      </w:pPr>
-      <w:r>
-        <w:rPr>
-          <w:b/>
-          <w:bCs/>
-        </w:rPr>
-        <w:t xml:space="preserve">금융감독원장 해외 출장 일정. </w:t>
-      </w:r>
-      <w:r>
-        <w:t xml:space="preserve">이찬진 금융감독원장이 해외 출장에 나섰습니다.  </w:t>
-      </w:r>
-      <w:hyperlink w:history="1" r:id="rId71v49_ycpgwiimygj-1og">
-        <w:r>
-          <w:rPr>
-            <w:rStyle w:val="Hyperlink"/>
-            <w:sz w:val="18"/>
-            <w:szCs w:val="18"/>
-          </w:rPr>
-          <w:t xml:space="preserve">[자세히 보기: 뉴스핌]</w:t>
-        </w:r>
-      </w:hyperlink>
-    </w:p>
-    <w:p>
-      <w:pPr>
-        <w:pStyle w:val="ListParagraph"/>
-        <w:numPr>
-          <w:ilvl w:val="0"/>
-          <w:numId w:val="2"/>
-        </w:numPr>
-        <w:spacing w:after="160"/>
-      </w:pPr>
-      <w:r>
-        <w:rPr>
-          <w:b/>
-          <w:bCs/>
-        </w:rPr>
-        <w:t xml:space="preserve">CJ대한통운, 준법경영 국제인증 6년 연속 획득. </w:t>
-      </w:r>
-      <w:r>
-        <w:t xml:space="preserve">'ISO 37301'은 기업이 법과 규정을 잘 지키는지 평가하는 국제 표준입니다.  </w:t>
-      </w:r>
-      <w:hyperlink w:history="1" r:id="rIdg9oyxfktqtk5oscju843a">
-        <w:r>
-          <w:rPr>
-            <w:rStyle w:val="Hyperlink"/>
-            <w:sz w:val="18"/>
-            <w:szCs w:val="18"/>
-          </w:rPr>
-          <w:t xml:space="preserve">[자세히 보기: 소비자경제]</w:t>
-        </w:r>
-      </w:hyperlink>
-    </w:p>
-    <w:p>
-      <w:pPr>
-        <w:pStyle w:val="ListParagraph"/>
-        <w:numPr>
-          <w:ilvl w:val="0"/>
-          <w:numId w:val="2"/>
-        </w:numPr>
-        <w:spacing w:after="160"/>
-      </w:pPr>
-      <w:r>
-        <w:rPr>
-          <w:b/>
-          <w:bCs/>
-        </w:rPr>
-        <w:t xml:space="preserve">NS홈쇼핑, 소상공인 대상 생성형 AI 실무교육 진행. </w:t>
-      </w:r>
-      <w:r>
-        <w:t xml:space="preserve">협력 소상공인 약 40곳에 AI로 상품 홍보·콘텐츠 만드는 법을 가르쳤습니다.  </w:t>
-      </w:r>
-      <w:hyperlink w:history="1" r:id="rIdbtbqoh6yb8leox1ptwbwo">
-        <w:r>
-          <w:rPr>
-            <w:rStyle w:val="Hyperlink"/>
-            <w:sz w:val="18"/>
-            <w:szCs w:val="18"/>
-          </w:rPr>
-          <w:t xml:space="preserve">[자세히 보기: 소비자경제]</w:t>
+        <w:t xml:space="preserve">코스피 7,045.79 개장, 0.72% 상승. </w:t>
+      </w:r>
+      <w:r>
+        <w:t xml:space="preserve">전 거래일(6,995.39) 대비 50.40포인트 오르며 강세로 출발했습니다. 어제(9/7) 반도체·AI 관련주 급등의 훈풍이 이어지는 모습입니다.  </w:t>
+      </w:r>
+      <w:hyperlink w:history="1" r:id="rIdnead4lhqbo0dif2agjygp">
+        <w:r>
+          <w:rPr>
+            <w:rStyle w:val="Hyperlink"/>
+            <w:sz w:val="18"/>
+            <w:szCs w:val="18"/>
+          </w:rPr>
+          <w:t xml:space="preserve">[자세히 보기: 아시아경제]</w:t>
+        </w:r>
+      </w:hyperlink>
+    </w:p>
+    <w:p>
+      <w:pPr>
+        <w:pStyle w:val="ListParagraph"/>
+        <w:numPr>
+          <w:ilvl w:val="0"/>
+          <w:numId w:val="2"/>
+        </w:numPr>
+        <w:spacing w:after="160"/>
+      </w:pPr>
+      <w:r>
+        <w:rPr>
+          <w:b/>
+          <w:bCs/>
+        </w:rPr>
+        <w:t xml:space="preserve">코스닥도 0.35% 오른 825.03 개장. </w:t>
+      </w:r>
+      <w:r>
+        <w:t xml:space="preserve">코스닥은 중소·벤처기업 중심 시장으로, 코스피와 함께 오늘 동반 상승 출발했습니다.  </w:t>
+      </w:r>
+      <w:hyperlink w:history="1" r:id="rId5lo-6nvpukro3-7bobbzc">
+        <w:r>
+          <w:rPr>
+            <w:rStyle w:val="Hyperlink"/>
+            <w:sz w:val="18"/>
+            <w:szCs w:val="18"/>
+          </w:rPr>
+          <w:t xml:space="preserve">[자세히 보기: 국제뉴스]</w:t>
+        </w:r>
+      </w:hyperlink>
+    </w:p>
+    <w:p>
+      <w:pPr>
+        <w:pStyle w:val="ListParagraph"/>
+        <w:numPr>
+          <w:ilvl w:val="0"/>
+          <w:numId w:val="2"/>
+        </w:numPr>
+        <w:spacing w:after="160"/>
+      </w:pPr>
+      <w:r>
+        <w:rPr>
+          <w:b/>
+          <w:bCs/>
+        </w:rPr>
+        <w:t xml:space="preserve">원/달러 환율 1,344.70원, 전일 대비 5.70원 하락. </w:t>
+      </w:r>
+      <w:r>
+        <w:t xml:space="preserve">환율이 내려가면 수입 물가 부담이 다소 줄어드는 효과가 있습니다.  </w:t>
+      </w:r>
+      <w:hyperlink w:history="1" r:id="rIds3dazdrjc-9ma-bfpmisi">
+        <w:r>
+          <w:rPr>
+            <w:rStyle w:val="Hyperlink"/>
+            <w:sz w:val="18"/>
+            <w:szCs w:val="18"/>
+          </w:rPr>
+          <w:t xml:space="preserve">[자세히 보기: 한국은행 경제통계시스템]</w:t>
+        </w:r>
+      </w:hyperlink>
+    </w:p>
+    <w:p>
+      <w:pPr>
+        <w:pStyle w:val="ListParagraph"/>
+        <w:numPr>
+          <w:ilvl w:val="0"/>
+          <w:numId w:val="2"/>
+        </w:numPr>
+        <w:spacing w:after="160"/>
+      </w:pPr>
+      <w:r>
+        <w:rPr>
+          <w:b/>
+          <w:bCs/>
+        </w:rPr>
+        <w:t xml:space="preserve">오픈AI 새 모델 공개 기대감에 반도체주 강세 지속. </w:t>
+      </w:r>
+      <w:r>
+        <w:t xml:space="preserve">AI 연산·메모리 수요가 늘어날 것이란 기대로 삼성전자·SK하이닉스 등 반도체 관련주가 계속 오르고 있습니다.  </w:t>
+      </w:r>
+      <w:hyperlink w:history="1" r:id="rId2lookv1zbc2z_fxzay2yt">
+        <w:r>
+          <w:rPr>
+            <w:rStyle w:val="Hyperlink"/>
+            <w:sz w:val="18"/>
+            <w:szCs w:val="18"/>
+          </w:rPr>
+          <w:t xml:space="preserve">[자세히 보기: 인포스탁데일리]</w:t>
+        </w:r>
+      </w:hyperlink>
+    </w:p>
+    <w:p>
+      <w:pPr>
+        <w:pStyle w:val="ListParagraph"/>
+        <w:numPr>
+          <w:ilvl w:val="0"/>
+          <w:numId w:val="2"/>
+        </w:numPr>
+        <w:spacing w:after="160"/>
+      </w:pPr>
+      <w:r>
+        <w:rPr>
+          <w:b/>
+          <w:bCs/>
+        </w:rPr>
+        <w:t xml:space="preserve">외국인·기관 5조원 넘게 '쌍끌이 매수'. </w:t>
+      </w:r>
+      <w:r>
+        <w:t xml:space="preserve">외국인과 국내 기관 투자자가 동시에 많이 사들이면서 지수 상승을 뒷받침했습니다.  </w:t>
+      </w:r>
+      <w:hyperlink w:history="1" r:id="rIdm6quunvhixiszq73rjxzb">
+        <w:r>
+          <w:rPr>
+            <w:rStyle w:val="Hyperlink"/>
+            <w:sz w:val="18"/>
+            <w:szCs w:val="18"/>
+          </w:rPr>
+          <w:t xml:space="preserve">[자세히 보기: 인포스탁데일리]</w:t>
         </w:r>
       </w:hyperlink>
     </w:p>
@@ -272,12 +212,42 @@
           <w:b/>
           <w:bCs/>
         </w:rPr>
-        <w:t xml:space="preserve">윤석열 전 대통령 항소심 14차 재판 진행. </w:t>
-      </w:r>
-      <w:r>
-        <w:t xml:space="preserve">'내란 우두머리' 등 혐의로 기소된 윤 전 대통령 등 8명에 대한 항소심(1심 판결에 불복해 다시 여는 재판)이 서울고등법원에서 열렸습니다.  </w:t>
-      </w:r>
-      <w:hyperlink w:history="1" r:id="rIdyxbmuflzqekjvln9wnzgm">
+        <w:t xml:space="preserve">이재명 대통령, 프랑스서 마크롱과 정상회담. </w:t>
+      </w:r>
+      <w:r>
+        <w:t xml:space="preserve">파리를 방문한 이재명 대통령이 마크롱 프랑스 대통령과 정상회담을 갖고, 호르무즈 해협(중동의 주요 원유 수송 통로) 파병 문제를 논의할지 주목받고 있습니다. AI·우주·원자력 등 첨단기술 협력도 논의될 전망입니다.  </w:t>
+      </w:r>
+      <w:hyperlink w:history="1" r:id="rIdmijdkktn8e4b82v4y8kxd">
+        <w:r>
+          <w:rPr>
+            <w:rStyle w:val="Hyperlink"/>
+            <w:sz w:val="18"/>
+            <w:szCs w:val="18"/>
+          </w:rPr>
+          <w:t xml:space="preserve">[자세히 보기: 파이낸셜뉴스]</w:t>
+        </w:r>
+      </w:hyperlink>
+    </w:p>
+    <w:p>
+      <w:pPr>
+        <w:pStyle w:val="ListParagraph"/>
+        <w:numPr>
+          <w:ilvl w:val="0"/>
+          <w:numId w:val="2"/>
+        </w:numPr>
+        <w:spacing w:after="160"/>
+      </w:pPr>
+      <w:r>
+        <w:rPr>
+          <w:b/>
+          <w:bCs/>
+        </w:rPr>
+        <w:t xml:space="preserve">국회 본회의, 국민의힘 교섭단체 대표연설 진행. </w:t>
+      </w:r>
+      <w:r>
+        <w:t xml:space="preserve">정기국회 일정으로 여당의 국정 방향 관련 연설이 있었습니다.  </w:t>
+      </w:r>
+      <w:hyperlink w:history="1" r:id="rId0bvu4lwohswgakxstahz0">
         <w:r>
           <w:rPr>
             <w:rStyle w:val="Hyperlink"/>
@@ -302,139 +272,79 @@
           <w:b/>
           <w:bCs/>
         </w:rPr>
-        <w:t xml:space="preserve">한동훈 '녹취록 논란' 확산. </w:t>
-      </w:r>
-      <w:r>
-        <w:t xml:space="preserve">한동훈 전 국민의힘 대표가 다른 사람들의 사적 통화 녹취를 어떻게 입수했는지를 두고 여야가 공방을 벌이고 있습니다. 민주당은 불법 유출 의혹이라며 강하게 비판했습니다.  </w:t>
-      </w:r>
-      <w:hyperlink w:history="1" r:id="rId3ebswffe5ppqb-3bbok9m">
-        <w:r>
-          <w:rPr>
-            <w:rStyle w:val="Hyperlink"/>
-            <w:sz w:val="18"/>
-            <w:szCs w:val="18"/>
-          </w:rPr>
-          <w:t xml:space="preserve">[자세히 보기: 뉴스핌]</w:t>
-        </w:r>
-      </w:hyperlink>
-    </w:p>
-    <w:p>
-      <w:pPr>
-        <w:pStyle w:val="ListParagraph"/>
-        <w:numPr>
-          <w:ilvl w:val="0"/>
-          <w:numId w:val="2"/>
-        </w:numPr>
-        <w:spacing w:after="160"/>
-      </w:pPr>
-      <w:r>
-        <w:rPr>
-          <w:b/>
-          <w:bCs/>
-        </w:rPr>
-        <w:t xml:space="preserve">민주당, 한동훈에 '불법 유출' 공세. </w:t>
-      </w:r>
-      <w:r>
-        <w:t xml:space="preserve">민주당은 한동훈 전 장관 시절 증거 관련 논란까지 함께 거론하며 압박 수위를 높였습니다.  </w:t>
-      </w:r>
-      <w:hyperlink w:history="1" r:id="rId-1dfaabfaf1ajsroa2cgj">
-        <w:r>
-          <w:rPr>
-            <w:rStyle w:val="Hyperlink"/>
-            <w:sz w:val="18"/>
-            <w:szCs w:val="18"/>
-          </w:rPr>
-          <w:t xml:space="preserve">[자세히 보기: 뉴스핌]</w:t>
-        </w:r>
-      </w:hyperlink>
-    </w:p>
-    <w:p>
-      <w:pPr>
-        <w:pStyle w:val="ListParagraph"/>
-        <w:numPr>
-          <w:ilvl w:val="0"/>
-          <w:numId w:val="2"/>
-        </w:numPr>
-        <w:spacing w:after="160"/>
-      </w:pPr>
-      <w:r>
-        <w:rPr>
-          <w:b/>
-          <w:bCs/>
-        </w:rPr>
-        <w:t xml:space="preserve">국회 본회의 개최. </w:t>
-      </w:r>
-      <w:r>
-        <w:t xml:space="preserve">여당 대표 연설 등 정기 국회 일정이 진행됐습니다.  </w:t>
-      </w:r>
-      <w:hyperlink w:history="1" r:id="rIdk-q0nu3knkitqg-o8ppyi">
-        <w:r>
-          <w:rPr>
-            <w:rStyle w:val="Hyperlink"/>
-            <w:sz w:val="18"/>
-            <w:szCs w:val="18"/>
-          </w:rPr>
-          <w:t xml:space="preserve">[자세히 보기: 뉴스핌]</w:t>
-        </w:r>
-      </w:hyperlink>
-    </w:p>
-    <w:p>
-      <w:pPr>
-        <w:pStyle w:val="ListParagraph"/>
-        <w:numPr>
-          <w:ilvl w:val="0"/>
-          <w:numId w:val="2"/>
-        </w:numPr>
-        <w:spacing w:after="160"/>
-      </w:pPr>
-      <w:r>
-        <w:rPr>
-          <w:b/>
-          <w:bCs/>
-        </w:rPr>
-        <w:t xml:space="preserve">베트남 국회의장 접견. </w:t>
-      </w:r>
-      <w:r>
-        <w:t xml:space="preserve">국회 차원의 외교 일정도 함께 있었습니다.  </w:t>
-      </w:r>
-      <w:hyperlink w:history="1" r:id="rIdkpsbovz-su98bye6jxy5a">
-        <w:r>
-          <w:rPr>
-            <w:rStyle w:val="Hyperlink"/>
-            <w:sz w:val="18"/>
-            <w:szCs w:val="18"/>
-          </w:rPr>
-          <w:t xml:space="preserve">[자세히 보기: 뉴스핌]</w:t>
-        </w:r>
-      </w:hyperlink>
-    </w:p>
-    <w:p>
-      <w:pPr>
-        <w:pStyle w:val="ListParagraph"/>
-        <w:numPr>
-          <w:ilvl w:val="0"/>
-          <w:numId w:val="2"/>
-        </w:numPr>
-        <w:spacing w:after="160"/>
-      </w:pPr>
-      <w:r>
-        <w:rPr>
-          <w:b/>
-          <w:bCs/>
-        </w:rPr>
-        <w:t xml:space="preserve">법무부 장관 후보자, 청탁 의혹 해명 예정. </w:t>
-      </w:r>
-      <w:r>
-        <w:t xml:space="preserve">김승원 법무부 장관 후보자가 식품의약품안전처 관련 청탁 의혹에 대해 입장을 밝힐 것으로 보입니다.  </w:t>
-      </w:r>
-      <w:hyperlink w:history="1" r:id="rIdvgx0zj8k2y3j0xdeuqy0n">
-        <w:r>
-          <w:rPr>
-            <w:rStyle w:val="Hyperlink"/>
-            <w:sz w:val="18"/>
-            <w:szCs w:val="18"/>
-          </w:rPr>
-          <w:t xml:space="preserve">[자세히 보기: 슬로우뉴스]</w:t>
+        <w:t xml:space="preserve">국회의장, 캐나다 연방상원의장과 회담·오찬. </w:t>
+      </w:r>
+      <w:r>
+        <w:t xml:space="preserve">국회 차원의 외교 일정이 함께 진행됐습니다.  </w:t>
+      </w:r>
+      <w:hyperlink w:history="1" r:id="rId-ibyqd5l5bfpcetdrbkrp">
+        <w:r>
+          <w:rPr>
+            <w:rStyle w:val="Hyperlink"/>
+            <w:sz w:val="18"/>
+            <w:szCs w:val="18"/>
+          </w:rPr>
+          <w:t xml:space="preserve">[자세히 보기: 법률신문]</w:t>
+        </w:r>
+      </w:hyperlink>
+    </w:p>
+    <w:p>
+      <w:pPr>
+        <w:pStyle w:val="ListParagraph"/>
+        <w:numPr>
+          <w:ilvl w:val="0"/>
+          <w:numId w:val="2"/>
+        </w:numPr>
+        <w:spacing w:after="160"/>
+      </w:pPr>
+      <w:r>
+        <w:rPr>
+          <w:b/>
+          <w:bCs/>
+        </w:rPr>
+        <w:t xml:space="preserve">국회의장, 이시바 시게루 전 일본 총리 접견. </w:t>
+      </w:r>
+      <w:r>
+        <w:t xml:space="preserve">한일 의회 교류 차원의 접견 일정입니다.  </w:t>
+      </w:r>
+      <w:hyperlink w:history="1" r:id="rIdkkjvtg4yknob5jwnlvlbq">
+        <w:r>
+          <w:rPr>
+            <w:rStyle w:val="Hyperlink"/>
+            <w:sz w:val="18"/>
+            <w:szCs w:val="18"/>
+          </w:rPr>
+          <w:t xml:space="preserve">[자세히 보기: 법률신문]</w:t>
+        </w:r>
+      </w:hyperlink>
+    </w:p>
+    <w:p>
+      <w:pPr>
+        <w:pStyle w:val="ListParagraph"/>
+        <w:numPr>
+          <w:ilvl w:val="0"/>
+          <w:numId w:val="2"/>
+        </w:numPr>
+        <w:spacing w:after="160"/>
+      </w:pPr>
+      <w:r>
+        <w:rPr>
+          <w:b/>
+          <w:bCs/>
+        </w:rPr>
+        <w:t xml:space="preserve">윤석열 전 대통령 공직선거법위반 혐의 항소심 1차 공판. </w:t>
+      </w:r>
+      <w:r>
+        <w:t xml:space="preserve">서울고등법원에서 열렸습니다. 항소심은 1심 판결에 불복해 다시 여는 재판을 말합니다.  </w:t>
+      </w:r>
+      <w:hyperlink w:history="1" r:id="rIdqt53duqrjeot712cs5zli">
+        <w:r>
+          <w:rPr>
+            <w:rStyle w:val="Hyperlink"/>
+            <w:sz w:val="18"/>
+            <w:szCs w:val="18"/>
+          </w:rPr>
+          <w:t xml:space="preserve">[자세히 보기: 법률신문]</w:t>
         </w:r>
       </w:hyperlink>
     </w:p>
@@ -454,14 +364,14 @@
       <w:pPr>
         <w:spacing w:after="80"/>
       </w:pPr>
-      <w:hyperlink w:history="1" r:id="rId1lp-on7qltwmismt6eay8">
-        <w:r>
-          <w:rPr>
-            <w:rStyle w:val="Hyperlink"/>
-            <w:sz w:val="18"/>
-            <w:szCs w:val="18"/>
-          </w:rPr>
-          <w:t xml:space="preserve">코스피 마감 시황 - 비즈니스코리아 — https://www.businesskorea.co.kr/news/articleView.html?idxno=276351</w:t>
+      <w:hyperlink w:history="1" r:id="rIdlmcqsxjgh1eajphqivkzl">
+        <w:r>
+          <w:rPr>
+            <w:rStyle w:val="Hyperlink"/>
+            <w:sz w:val="18"/>
+            <w:szCs w:val="18"/>
+          </w:rPr>
+          <w:t xml:space="preserve">코스피 개장 시황 - 아시아경제 — https://view.asiae.co.kr/article/2026090809005756331</w:t>
         </w:r>
       </w:hyperlink>
     </w:p>
@@ -469,14 +379,14 @@
       <w:pPr>
         <w:spacing w:after="80"/>
       </w:pPr>
-      <w:hyperlink w:history="1" r:id="rIdbrtkxsib532j-seu7wzo1">
-        <w:r>
-          <w:rPr>
-            <w:rStyle w:val="Hyperlink"/>
-            <w:sz w:val="18"/>
-            <w:szCs w:val="18"/>
-          </w:rPr>
-          <w:t xml:space="preserve">이번주 국내 주요 금융일정 - 뉴스핌 — https://www.newspim.com/news/view/20260904000938</w:t>
+      <w:hyperlink w:history="1" r:id="rIdspwzx5hdpab69nmre-erj">
+        <w:r>
+          <w:rPr>
+            <w:rStyle w:val="Hyperlink"/>
+            <w:sz w:val="18"/>
+            <w:szCs w:val="18"/>
+          </w:rPr>
+          <w:t xml:space="preserve">코스피·코스닥 개장 - 국제뉴스 — https://www.gukjenews.com/news/articleView.html?idxno=3687923</w:t>
         </w:r>
       </w:hyperlink>
     </w:p>
@@ -484,14 +394,14 @@
       <w:pPr>
         <w:spacing w:after="80"/>
       </w:pPr>
-      <w:hyperlink w:history="1" r:id="rIdyrn2bwhk9z51ev-52s7nn">
-        <w:r>
-          <w:rPr>
-            <w:rStyle w:val="Hyperlink"/>
-            <w:sz w:val="18"/>
-            <w:szCs w:val="18"/>
-          </w:rPr>
-          <w:t xml:space="preserve">9월 7일 주목할 경제 이슈 - 소비자경제 — http://www.dailycnc.com/news/articleView.html?idxno=244683</w:t>
+      <w:hyperlink w:history="1" r:id="rIdsf4knafyoxfurwexsflsr">
+        <w:r>
+          <w:rPr>
+            <w:rStyle w:val="Hyperlink"/>
+            <w:sz w:val="18"/>
+            <w:szCs w:val="18"/>
+          </w:rPr>
+          <w:t xml:space="preserve">한국은행 경제통계시스템(환율) — https://ecos.bok.or.kr/</w:t>
         </w:r>
       </w:hyperlink>
     </w:p>
@@ -499,14 +409,14 @@
       <w:pPr>
         <w:spacing w:after="80"/>
       </w:pPr>
-      <w:hyperlink w:history="1" r:id="rIdecst03-khvw-he54mdu8o">
-        <w:r>
-          <w:rPr>
-            <w:rStyle w:val="Hyperlink"/>
-            <w:sz w:val="18"/>
-            <w:szCs w:val="18"/>
-          </w:rPr>
-          <w:t xml:space="preserve">오늘의 법조(윤석열 항소심) - 법률신문 — https://www.lawtimes.co.kr/news/articleView.html?idxno=225928</w:t>
+      <w:hyperlink w:history="1" r:id="rIdnwt88ycyrsak_7aragz06">
+        <w:r>
+          <w:rPr>
+            <w:rStyle w:val="Hyperlink"/>
+            <w:sz w:val="18"/>
+            <w:szCs w:val="18"/>
+          </w:rPr>
+          <w:t xml:space="preserve">반도체주 개장체크 - 인포스탁데일리 — https://www.infostockdaily.co.kr/news/articleView.html?idxno=217827</w:t>
         </w:r>
       </w:hyperlink>
     </w:p>
@@ -514,14 +424,14 @@
       <w:pPr>
         <w:spacing w:after="80"/>
       </w:pPr>
-      <w:hyperlink w:history="1" r:id="rIdlldsz1s6viarddjh3pmsu">
-        <w:r>
-          <w:rPr>
-            <w:rStyle w:val="Hyperlink"/>
-            <w:sz w:val="18"/>
-            <w:szCs w:val="18"/>
-          </w:rPr>
-          <w:t xml:space="preserve">한동훈 녹취록 관련 민주당 반발 - 뉴스핌 — https://www.newspim.com/news/view/20260907000765</w:t>
+      <w:hyperlink w:history="1" r:id="rId9sv2dfpjurdnsikpaddu-">
+        <w:r>
+          <w:rPr>
+            <w:rStyle w:val="Hyperlink"/>
+            <w:sz w:val="18"/>
+            <w:szCs w:val="18"/>
+          </w:rPr>
+          <w:t xml:space="preserve">李대통령-마크롱 정상회담 - 파이낸셜뉴스 — https://www.fnnews.com/news/202609080339461968</w:t>
         </w:r>
       </w:hyperlink>
     </w:p>
@@ -529,14 +439,14 @@
       <w:pPr>
         <w:spacing w:after="80"/>
       </w:pPr>
-      <w:hyperlink w:history="1" r:id="rId_trr1zugy5lnhgizhit7k">
-        <w:r>
-          <w:rPr>
-            <w:rStyle w:val="Hyperlink"/>
-            <w:sz w:val="18"/>
-            <w:szCs w:val="18"/>
-          </w:rPr>
-          <w:t xml:space="preserve">오늘의 정치일정 - 뉴스핌 — https://www.newspim.com/news/view/20260906000157</w:t>
+      <w:hyperlink w:history="1" r:id="rId44mwdnjmbfpcrlcoiigqb">
+        <w:r>
+          <w:rPr>
+            <w:rStyle w:val="Hyperlink"/>
+            <w:sz w:val="18"/>
+            <w:szCs w:val="18"/>
+          </w:rPr>
+          <w:t xml:space="preserve">오늘의 국회일정(9/8) - 법률신문 — https://www.lawtimes.co.kr/news/articleView.html?idxno=226003</w:t>
         </w:r>
       </w:hyperlink>
     </w:p>
@@ -544,14 +454,14 @@
       <w:pPr>
         <w:spacing w:after="80"/>
       </w:pPr>
-      <w:hyperlink w:history="1" r:id="rIdfhczlt3qc2k3qdxtubs8b">
-        <w:r>
-          <w:rPr>
-            <w:rStyle w:val="Hyperlink"/>
-            <w:sz w:val="18"/>
-            <w:szCs w:val="18"/>
-          </w:rPr>
-          <w:t xml:space="preserve">한동훈 녹취록 입수 경위 분석 - 슬로우뉴스 — https://slownews.kr/166017</w:t>
+      <w:hyperlink w:history="1" r:id="rIdmkjkfjyycmes-xtp7fif1">
+        <w:r>
+          <w:rPr>
+            <w:rStyle w:val="Hyperlink"/>
+            <w:sz w:val="18"/>
+            <w:szCs w:val="18"/>
+          </w:rPr>
+          <w:t xml:space="preserve">오늘의 법조(9/8) - 법률신문 — https://www.lawtimes.co.kr/news/articleView.html?idxno=225990</w:t>
         </w:r>
       </w:hyperlink>
     </w:p>
